--- a/internal_doc/00.项目管理/01.会议纪要/例会纪要_20180702.docx
+++ b/internal_doc/00.项目管理/01.会议纪要/例会纪要_20180702.docx
@@ -106,7 +106,7 @@
                 <w:rFonts w:hint="eastAsia"/>
                 <w:lang w:eastAsia="zh-CN"/>
               </w:rPr>
-              <w:t>02</w:t>
+              <w:t>09</w:t>
             </w:r>
           </w:p>
         </w:tc>
@@ -178,6 +178,7 @@
           <w:p>
             <w:pPr>
               <w:rPr>
+                <w:rFonts w:hint="eastAsia"/>
                 <w:lang w:eastAsia="zh-CN"/>
               </w:rPr>
             </w:pPr>
@@ -236,6 +237,19 @@
                 <w:lang w:eastAsia="zh-CN"/>
               </w:rPr>
               <w:t>，叶基</w:t>
+            </w:r>
+            <w:r>
+              <w:rPr>
+                <w:rFonts w:hint="eastAsia"/>
+                <w:lang w:eastAsia="zh-CN"/>
+              </w:rPr>
+              <w:t>、</w:t>
+            </w:r>
+            <w:r>
+              <w:rPr>
+                <w:lang w:eastAsia="zh-CN"/>
+              </w:rPr>
+              <w:t>李伟超</w:t>
             </w:r>
           </w:p>
         </w:tc>
@@ -308,7 +322,7 @@
                 <w:rFonts w:hint="eastAsia"/>
                 <w:lang w:eastAsia="zh-CN"/>
               </w:rPr>
-              <w:t>何嘉文</w:t>
+              <w:t>黄伟钢</w:t>
             </w:r>
           </w:p>
         </w:tc>
@@ -462,32 +476,6 @@
           <w:lang w:eastAsia="zh-CN"/>
         </w:rPr>
       </w:pPr>
-      <w:r>
-        <w:rPr>
-          <w:lang w:eastAsia="zh-CN"/>
-        </w:rPr>
-        <w:t xml:space="preserve">3 </w:t>
-      </w:r>
-      <w:r>
-        <w:rPr>
-          <w:rFonts w:hint="eastAsia"/>
-          <w:lang w:eastAsia="zh-CN"/>
-        </w:rPr>
-        <w:t>启动</w:t>
-      </w:r>
-      <w:r>
-        <w:rPr>
-          <w:lang w:eastAsia="zh-CN"/>
-        </w:rPr>
-        <w:t>去中心化数据库</w:t>
-      </w:r>
-      <w:r>
-        <w:rPr>
-          <w:rFonts w:hint="eastAsia"/>
-          <w:lang w:eastAsia="zh-CN"/>
-        </w:rPr>
-        <w:t>。</w:t>
-      </w:r>
     </w:p>
     <w:p>
       <w:pPr>
@@ -947,6 +935,7 @@
                 <w:tab w:val="left" w:pos="2231"/>
               </w:tabs>
               <w:rPr>
+                <w:rFonts w:hint="eastAsia"/>
                 <w:color w:val="000000"/>
                 <w:lang w:eastAsia="zh-CN"/>
               </w:rPr>
@@ -957,15 +946,14 @@
                 <w:color w:val="000000"/>
                 <w:lang w:eastAsia="zh-CN"/>
               </w:rPr>
-              <w:t>匹配、更新规则与</w:t>
-            </w:r>
-            <w:r>
-              <w:rPr>
-                <w:rFonts w:hint="eastAsia"/>
+              <w:t>整理</w:t>
+            </w:r>
+            <w:r>
+              <w:rPr>
                 <w:color w:val="000000"/>
                 <w:lang w:eastAsia="zh-CN"/>
               </w:rPr>
-              <w:t>mongo</w:t>
+              <w:t>报告，根据</w:t>
             </w:r>
             <w:r>
               <w:rPr>
@@ -973,9 +961,23 @@
                 <w:color w:val="000000"/>
                 <w:lang w:eastAsia="zh-CN"/>
               </w:rPr>
-              <w:t>不一致。</w:t>
-            </w:r>
-          </w:p>
+              <w:t>反馈</w:t>
+            </w:r>
+            <w:r>
+              <w:rPr>
+                <w:color w:val="000000"/>
+                <w:lang w:eastAsia="zh-CN"/>
+              </w:rPr>
+              <w:t>完善</w:t>
+            </w:r>
+          </w:p>
+        </w:tc>
+      </w:tr>
+      <w:tr>
+        <w:tc>
+          <w:tcPr>
+            <w:tcW w:w="3283" w:type="dxa"/>
+          </w:tcPr>
           <w:p>
             <w:pPr>
               <w:tabs>
@@ -992,51 +994,38 @@
                 <w:color w:val="000000"/>
                 <w:lang w:eastAsia="zh-CN"/>
               </w:rPr>
-              <w:t>继续细节分析</w:t>
-            </w:r>
-          </w:p>
+              <w:t>Java</w:t>
+            </w:r>
+            <w:r>
+              <w:rPr>
+                <w:color w:val="000000"/>
+                <w:lang w:eastAsia="zh-CN"/>
+              </w:rPr>
+              <w:t>连接池重构</w:t>
+            </w:r>
+          </w:p>
+        </w:tc>
+        <w:tc>
+          <w:tcPr>
+            <w:tcW w:w="1063" w:type="dxa"/>
+          </w:tcPr>
           <w:p>
             <w:pPr>
               <w:tabs>
                 <w:tab w:val="left" w:pos="2231"/>
               </w:tabs>
-              <w:rPr>
-                <w:color w:val="000000"/>
-                <w:lang w:eastAsia="zh-CN"/>
-              </w:rPr>
-            </w:pPr>
-            <w:r>
-              <w:rPr>
-                <w:rFonts w:hint="eastAsia"/>
-                <w:color w:val="000000"/>
-                <w:lang w:eastAsia="zh-CN"/>
-              </w:rPr>
-              <w:t>需要和前方讨论</w:t>
-            </w:r>
-            <w:r>
-              <w:rPr>
-                <w:rFonts w:hint="eastAsia"/>
-                <w:color w:val="000000"/>
-                <w:lang w:eastAsia="zh-CN"/>
-              </w:rPr>
-              <w:t>需</w:t>
-            </w:r>
-            <w:r>
-              <w:rPr>
-                <w:rFonts w:hint="eastAsia"/>
-                <w:color w:val="000000"/>
-                <w:lang w:eastAsia="zh-CN"/>
-              </w:rPr>
-              <w:lastRenderedPageBreak/>
-              <w:t>求</w:t>
-            </w:r>
-          </w:p>
-        </w:tc>
-      </w:tr>
-      <w:tr>
-        <w:tc>
-          <w:tcPr>
-            <w:tcW w:w="3283" w:type="dxa"/>
+            </w:pPr>
+            <w:r>
+              <w:rPr>
+                <w:rFonts w:hint="eastAsia"/>
+              </w:rPr>
+              <w:t>谭钊波</w:t>
+            </w:r>
+          </w:p>
+        </w:tc>
+        <w:tc>
+          <w:tcPr>
+            <w:tcW w:w="1282" w:type="dxa"/>
           </w:tcPr>
           <w:p>
             <w:pPr>
@@ -1050,49 +1039,52 @@
             </w:pPr>
             <w:r>
               <w:rPr>
-                <w:rFonts w:hint="eastAsia"/>
                 <w:color w:val="000000"/>
                 <w:lang w:eastAsia="zh-CN"/>
               </w:rPr>
-              <w:lastRenderedPageBreak/>
-              <w:t>Java</w:t>
-            </w:r>
-            <w:r>
-              <w:rPr>
+              <w:t>5/</w:t>
+            </w:r>
+            <w:r>
+              <w:rPr>
+                <w:rFonts w:hint="eastAsia"/>
                 <w:color w:val="000000"/>
                 <w:lang w:eastAsia="zh-CN"/>
               </w:rPr>
-              <w:t>连接池重构</w:t>
-            </w:r>
-          </w:p>
-        </w:tc>
-        <w:tc>
-          <w:tcPr>
-            <w:tcW w:w="1063" w:type="dxa"/>
+              <w:t>28</w:t>
+            </w:r>
+          </w:p>
+        </w:tc>
+        <w:tc>
+          <w:tcPr>
+            <w:tcW w:w="1008" w:type="dxa"/>
           </w:tcPr>
           <w:p>
             <w:pPr>
               <w:tabs>
                 <w:tab w:val="left" w:pos="2231"/>
               </w:tabs>
-            </w:pPr>
-            <w:r>
-              <w:rPr>
-                <w:rFonts w:hint="eastAsia"/>
-              </w:rPr>
-              <w:t>谭钊波</w:t>
-            </w:r>
-          </w:p>
-        </w:tc>
-        <w:tc>
-          <w:tcPr>
-            <w:tcW w:w="1282" w:type="dxa"/>
-          </w:tcPr>
-          <w:p>
-            <w:pPr>
+              <w:rPr>
+                <w:color w:val="000000"/>
+                <w:lang w:eastAsia="zh-CN"/>
+              </w:rPr>
+            </w:pPr>
+          </w:p>
+        </w:tc>
+        <w:tc>
+          <w:tcPr>
+            <w:tcW w:w="2003" w:type="dxa"/>
+          </w:tcPr>
+          <w:p>
+            <w:pPr>
+              <w:pStyle w:val="af5"/>
+              <w:numPr>
+                <w:ilvl w:val="0"/>
+                <w:numId w:val="6"/>
+              </w:numPr>
               <w:tabs>
                 <w:tab w:val="left" w:pos="2231"/>
               </w:tabs>
+              <w:ind w:firstLineChars="0"/>
               <w:rPr>
                 <w:color w:val="000000"/>
                 <w:lang w:eastAsia="zh-CN"/>
@@ -1100,58 +1092,123 @@
             </w:pPr>
             <w:r>
               <w:rPr>
+                <w:rFonts w:hint="eastAsia"/>
                 <w:color w:val="000000"/>
                 <w:lang w:eastAsia="zh-CN"/>
               </w:rPr>
-              <w:t>5/</w:t>
-            </w:r>
-            <w:r>
-              <w:rPr>
-                <w:rFonts w:hint="eastAsia"/>
-                <w:color w:val="000000"/>
-                <w:lang w:eastAsia="zh-CN"/>
-              </w:rPr>
-              <w:t>28</w:t>
-            </w:r>
-          </w:p>
-        </w:tc>
-        <w:tc>
-          <w:tcPr>
-            <w:tcW w:w="1008" w:type="dxa"/>
-          </w:tcPr>
-          <w:p>
-            <w:pPr>
+              <w:t>代码检视</w:t>
+            </w:r>
+          </w:p>
+          <w:p>
+            <w:pPr>
+              <w:pStyle w:val="af5"/>
+              <w:numPr>
+                <w:ilvl w:val="0"/>
+                <w:numId w:val="6"/>
+              </w:numPr>
               <w:tabs>
                 <w:tab w:val="left" w:pos="2231"/>
               </w:tabs>
-              <w:rPr>
+              <w:ind w:firstLineChars="0"/>
+              <w:rPr>
+                <w:rFonts w:hint="eastAsia"/>
                 <w:color w:val="000000"/>
                 <w:lang w:eastAsia="zh-CN"/>
               </w:rPr>
             </w:pPr>
-          </w:p>
-        </w:tc>
-        <w:tc>
-          <w:tcPr>
-            <w:tcW w:w="2003" w:type="dxa"/>
+            <w:r>
+              <w:rPr>
+                <w:rFonts w:hint="eastAsia"/>
+                <w:color w:val="000000"/>
+                <w:lang w:eastAsia="zh-CN"/>
+              </w:rPr>
+              <w:t>修改</w:t>
+            </w:r>
+            <w:r>
+              <w:rPr>
+                <w:color w:val="000000"/>
+                <w:lang w:eastAsia="zh-CN"/>
+              </w:rPr>
+              <w:t>设计文档</w:t>
+            </w:r>
+          </w:p>
+        </w:tc>
+      </w:tr>
+      <w:tr>
+        <w:tc>
+          <w:tcPr>
+            <w:tcW w:w="3283" w:type="dxa"/>
           </w:tcPr>
           <w:p>
             <w:pPr>
               <w:tabs>
                 <w:tab w:val="left" w:pos="2231"/>
               </w:tabs>
-              <w:rPr>
-                <w:color w:val="000000"/>
-                <w:lang w:eastAsia="zh-CN"/>
-              </w:rPr>
-            </w:pPr>
-            <w:r>
-              <w:rPr>
-                <w:rFonts w:hint="eastAsia"/>
-                <w:color w:val="000000"/>
-                <w:lang w:eastAsia="zh-CN"/>
-              </w:rPr>
-              <w:t>代码检视</w:t>
+            </w:pPr>
+            <w:r>
+              <w:rPr>
+                <w:rFonts w:hint="eastAsia"/>
+              </w:rPr>
+              <w:lastRenderedPageBreak/>
+              <w:t>数据库的监控规范</w:t>
+            </w:r>
+          </w:p>
+        </w:tc>
+        <w:tc>
+          <w:tcPr>
+            <w:tcW w:w="1063" w:type="dxa"/>
+          </w:tcPr>
+          <w:p>
+            <w:pPr>
+              <w:tabs>
+                <w:tab w:val="left" w:pos="450"/>
+              </w:tabs>
+            </w:pPr>
+            <w:r>
+              <w:rPr>
+                <w:rFonts w:hint="eastAsia"/>
+              </w:rPr>
+              <w:t>何嘉文</w:t>
+            </w:r>
+          </w:p>
+        </w:tc>
+        <w:tc>
+          <w:tcPr>
+            <w:tcW w:w="1282" w:type="dxa"/>
+          </w:tcPr>
+          <w:p>
+            <w:pPr>
+              <w:tabs>
+                <w:tab w:val="left" w:pos="240"/>
+              </w:tabs>
+              <w:rPr>
+                <w:lang w:eastAsia="zh-CN"/>
+              </w:rPr>
+            </w:pPr>
+          </w:p>
+        </w:tc>
+        <w:tc>
+          <w:tcPr>
+            <w:tcW w:w="1008" w:type="dxa"/>
+          </w:tcPr>
+          <w:p/>
+        </w:tc>
+        <w:tc>
+          <w:tcPr>
+            <w:tcW w:w="2003" w:type="dxa"/>
+          </w:tcPr>
+          <w:p>
+            <w:pPr>
+              <w:rPr>
+                <w:lang w:eastAsia="zh-CN"/>
+              </w:rPr>
+            </w:pPr>
+            <w:r>
+              <w:rPr>
+                <w:rFonts w:hint="eastAsia"/>
+                <w:lang w:eastAsia="zh-CN"/>
+              </w:rPr>
+              <w:t>未开始，时间待定</w:t>
             </w:r>
           </w:p>
         </w:tc>
@@ -1166,12 +1223,43 @@
               <w:tabs>
                 <w:tab w:val="left" w:pos="2231"/>
               </w:tabs>
-            </w:pPr>
-            <w:r>
-              <w:rPr>
-                <w:rFonts w:hint="eastAsia"/>
-              </w:rPr>
-              <w:t>数据库的监控规范</w:t>
+              <w:rPr>
+                <w:lang w:eastAsia="zh-CN"/>
+              </w:rPr>
+            </w:pPr>
+            <w:r>
+              <w:rPr>
+                <w:rFonts w:hint="eastAsia"/>
+                <w:lang w:eastAsia="zh-CN"/>
+              </w:rPr>
+              <w:t>Se</w:t>
+            </w:r>
+            <w:r>
+              <w:rPr>
+                <w:lang w:eastAsia="zh-CN"/>
+              </w:rPr>
+              <w:t>quoiaSQL-MySQL</w:t>
+            </w:r>
+            <w:r>
+              <w:rPr>
+                <w:rFonts w:hint="eastAsia"/>
+                <w:lang w:eastAsia="zh-CN"/>
+              </w:rPr>
+              <w:t>在</w:t>
+            </w:r>
+            <w:r>
+              <w:rPr>
+                <w:rFonts w:hint="eastAsia"/>
+                <w:lang w:eastAsia="zh-CN"/>
+              </w:rPr>
+              <w:t>OM</w:t>
+            </w:r>
+            <w:r>
+              <w:rPr>
+                <w:rFonts w:hint="eastAsia"/>
+                <w:lang w:eastAsia="zh-CN"/>
+              </w:rPr>
+              <w:t>上部署</w:t>
             </w:r>
           </w:p>
         </w:tc>
@@ -1184,12 +1272,29 @@
               <w:tabs>
                 <w:tab w:val="left" w:pos="450"/>
               </w:tabs>
+              <w:rPr>
+                <w:lang w:eastAsia="zh-CN"/>
+              </w:rPr>
             </w:pPr>
             <w:r>
               <w:rPr>
                 <w:rFonts w:hint="eastAsia"/>
               </w:rPr>
               <w:t>何嘉文</w:t>
+            </w:r>
+            <w:r>
+              <w:rPr>
+                <w:rFonts w:hint="eastAsia"/>
+                <w:lang w:eastAsia="zh-CN"/>
+              </w:rPr>
+              <w:t>/</w:t>
+            </w:r>
+            <w:r>
+              <w:rPr>
+                <w:rFonts w:hint="eastAsia"/>
+                <w:lang w:eastAsia="zh-CN"/>
+              </w:rPr>
+              <w:t>黄伟钢</w:t>
             </w:r>
           </w:p>
         </w:tc>
@@ -1206,6 +1311,13 @@
                 <w:lang w:eastAsia="zh-CN"/>
               </w:rPr>
             </w:pPr>
+            <w:r>
+              <w:rPr>
+                <w:rFonts w:hint="eastAsia"/>
+                <w:lang w:eastAsia="zh-CN"/>
+              </w:rPr>
+              <w:t>18/05/21</w:t>
+            </w:r>
           </w:p>
         </w:tc>
         <w:tc>
@@ -1229,7 +1341,154 @@
                 <w:rFonts w:hint="eastAsia"/>
                 <w:lang w:eastAsia="zh-CN"/>
               </w:rPr>
-              <w:t>未开始，时间待定</w:t>
+              <w:t>安装卸载</w:t>
+            </w:r>
+            <w:r>
+              <w:rPr>
+                <w:rFonts w:hint="eastAsia"/>
+                <w:lang w:eastAsia="zh-CN"/>
+              </w:rPr>
+              <w:t>mysql</w:t>
+            </w:r>
+          </w:p>
+        </w:tc>
+      </w:tr>
+      <w:tr>
+        <w:tc>
+          <w:tcPr>
+            <w:tcW w:w="3283" w:type="dxa"/>
+          </w:tcPr>
+          <w:p>
+            <w:pPr>
+              <w:rPr>
+                <w:highlight w:val="yellow"/>
+                <w:lang w:eastAsia="zh-CN"/>
+              </w:rPr>
+            </w:pPr>
+            <w:r>
+              <w:rPr>
+                <w:lang w:eastAsia="zh-CN"/>
+              </w:rPr>
+              <w:t>N</w:t>
+            </w:r>
+            <w:r>
+              <w:rPr>
+                <w:rFonts w:hint="eastAsia"/>
+                <w:lang w:eastAsia="zh-CN"/>
+              </w:rPr>
+              <w:t>ova</w:t>
+            </w:r>
+            <w:r>
+              <w:rPr>
+                <w:rFonts w:hint="eastAsia"/>
+                <w:lang w:eastAsia="zh-CN"/>
+              </w:rPr>
+              <w:t>的设计</w:t>
+            </w:r>
+          </w:p>
+        </w:tc>
+        <w:tc>
+          <w:tcPr>
+            <w:tcW w:w="1063" w:type="dxa"/>
+          </w:tcPr>
+          <w:p>
+            <w:pPr>
+              <w:rPr>
+                <w:lang w:eastAsia="zh-CN"/>
+              </w:rPr>
+            </w:pPr>
+            <w:r>
+              <w:rPr>
+                <w:rFonts w:hint="eastAsia"/>
+                <w:lang w:eastAsia="zh-CN"/>
+              </w:rPr>
+              <w:t>许建辉</w:t>
+            </w:r>
+          </w:p>
+        </w:tc>
+        <w:tc>
+          <w:tcPr>
+            <w:tcW w:w="1282" w:type="dxa"/>
+          </w:tcPr>
+          <w:p>
+            <w:pPr>
+              <w:tabs>
+                <w:tab w:val="left" w:pos="545"/>
+              </w:tabs>
+              <w:rPr>
+                <w:lang w:eastAsia="zh-CN"/>
+              </w:rPr>
+            </w:pPr>
+            <w:r>
+              <w:rPr>
+                <w:lang w:eastAsia="zh-CN"/>
+              </w:rPr>
+              <w:t>18</w:t>
+            </w:r>
+            <w:r>
+              <w:rPr>
+                <w:rFonts w:hint="eastAsia"/>
+                <w:lang w:eastAsia="zh-CN"/>
+              </w:rPr>
+              <w:t>/04/</w:t>
+            </w:r>
+            <w:r>
+              <w:rPr>
+                <w:lang w:eastAsia="zh-CN"/>
+              </w:rPr>
+              <w:t>23</w:t>
+            </w:r>
+          </w:p>
+        </w:tc>
+        <w:tc>
+          <w:tcPr>
+            <w:tcW w:w="1008" w:type="dxa"/>
+          </w:tcPr>
+          <w:p>
+            <w:pPr>
+              <w:rPr>
+                <w:lang w:eastAsia="zh-CN"/>
+              </w:rPr>
+            </w:pPr>
+          </w:p>
+        </w:tc>
+        <w:tc>
+          <w:tcPr>
+            <w:tcW w:w="2003" w:type="dxa"/>
+          </w:tcPr>
+          <w:p>
+            <w:pPr>
+              <w:rPr>
+                <w:lang w:eastAsia="zh-CN"/>
+              </w:rPr>
+            </w:pPr>
+            <w:r>
+              <w:rPr>
+                <w:rFonts w:hint="eastAsia"/>
+                <w:lang w:eastAsia="zh-CN"/>
+              </w:rPr>
+              <w:t>项目进入构建实施阶段，搭建基础开发架构</w:t>
+            </w:r>
+          </w:p>
+          <w:p>
+            <w:pPr>
+              <w:rPr>
+                <w:rFonts w:hint="eastAsia"/>
+                <w:lang w:eastAsia="zh-CN"/>
+              </w:rPr>
+            </w:pPr>
+            <w:r>
+              <w:rPr>
+                <w:rFonts w:hint="eastAsia"/>
+                <w:lang w:eastAsia="zh-CN"/>
+              </w:rPr>
+              <w:t>搭建</w:t>
+            </w:r>
+            <w:r>
+              <w:rPr>
+                <w:lang w:eastAsia="zh-CN"/>
+              </w:rPr>
+              <w:t>框架</w:t>
             </w:r>
           </w:p>
         </w:tc>
@@ -1253,34 +1512,42 @@
                 <w:rFonts w:hint="eastAsia"/>
                 <w:lang w:eastAsia="zh-CN"/>
               </w:rPr>
-              <w:t>Se</w:t>
-            </w:r>
-            <w:r>
-              <w:rPr>
-                <w:lang w:eastAsia="zh-CN"/>
-              </w:rPr>
-              <w:t>quoiaSQL-MySQL</w:t>
-            </w:r>
-            <w:r>
-              <w:rPr>
-                <w:rFonts w:hint="eastAsia"/>
-                <w:lang w:eastAsia="zh-CN"/>
-              </w:rPr>
-              <w:t>在</w:t>
-            </w:r>
-            <w:r>
-              <w:rPr>
-                <w:rFonts w:hint="eastAsia"/>
-                <w:lang w:eastAsia="zh-CN"/>
-              </w:rPr>
-              <w:t>OM</w:t>
-            </w:r>
-            <w:r>
-              <w:rPr>
-                <w:rFonts w:hint="eastAsia"/>
-                <w:lang w:eastAsia="zh-CN"/>
-              </w:rPr>
-              <w:t>上部署</w:t>
+              <w:t>SDB</w:t>
+            </w:r>
+            <w:r>
+              <w:rPr>
+                <w:rFonts w:hint="eastAsia"/>
+                <w:lang w:eastAsia="zh-CN"/>
+              </w:rPr>
+              <w:t>支持</w:t>
+            </w:r>
+            <w:r>
+              <w:rPr>
+                <w:rFonts w:hint="eastAsia"/>
+                <w:lang w:eastAsia="zh-CN"/>
+              </w:rPr>
+              <w:t>CollectionSpace</w:t>
+            </w:r>
+            <w:r>
+              <w:rPr>
+                <w:rFonts w:hint="eastAsia"/>
+                <w:lang w:eastAsia="zh-CN"/>
+              </w:rPr>
+              <w:t>和</w:t>
+            </w:r>
+            <w:r>
+              <w:rPr>
+                <w:rFonts w:hint="eastAsia"/>
+                <w:lang w:eastAsia="zh-CN"/>
+              </w:rPr>
+              <w:t>Collection</w:t>
+            </w:r>
+            <w:r>
+              <w:rPr>
+                <w:rFonts w:hint="eastAsia"/>
+                <w:lang w:eastAsia="zh-CN"/>
+              </w:rPr>
+              <w:t>改名</w:t>
             </w:r>
           </w:p>
         </w:tc>
@@ -1300,22 +1567,9 @@
             <w:r>
               <w:rPr>
                 <w:rFonts w:hint="eastAsia"/>
-              </w:rPr>
-              <w:t>何嘉文</w:t>
-            </w:r>
-            <w:r>
-              <w:rPr>
-                <w:rFonts w:hint="eastAsia"/>
-                <w:lang w:eastAsia="zh-CN"/>
-              </w:rPr>
-              <w:t>/</w:t>
-            </w:r>
-            <w:r>
-              <w:rPr>
-                <w:rFonts w:hint="eastAsia"/>
-                <w:lang w:eastAsia="zh-CN"/>
-              </w:rPr>
-              <w:t>黄伟钢</w:t>
+                <w:lang w:eastAsia="zh-CN"/>
+              </w:rPr>
+              <w:t>余婷</w:t>
             </w:r>
           </w:p>
         </w:tc>
@@ -1337,7 +1591,7 @@
                 <w:rFonts w:hint="eastAsia"/>
                 <w:lang w:eastAsia="zh-CN"/>
               </w:rPr>
-              <w:t>18/05/21</w:t>
+              <w:t>18/03/05</w:t>
             </w:r>
           </w:p>
         </w:tc>
@@ -1345,7 +1599,13 @@
           <w:tcPr>
             <w:tcW w:w="1008" w:type="dxa"/>
           </w:tcPr>
-          <w:p/>
+          <w:p>
+            <w:pPr>
+              <w:rPr>
+                <w:lang w:eastAsia="zh-CN"/>
+              </w:rPr>
+            </w:pPr>
+          </w:p>
         </w:tc>
         <w:tc>
           <w:tcPr>
@@ -1362,35 +1622,7 @@
                 <w:rFonts w:hint="eastAsia"/>
                 <w:lang w:eastAsia="zh-CN"/>
               </w:rPr>
-              <w:t>插件代码已经写完，本周部署</w:t>
-            </w:r>
-            <w:r>
-              <w:rPr>
-                <w:rFonts w:hint="eastAsia"/>
-                <w:lang w:eastAsia="zh-CN"/>
-              </w:rPr>
-              <w:t>MySQL</w:t>
-            </w:r>
-          </w:p>
-          <w:p>
-            <w:pPr>
-              <w:rPr>
-                <w:lang w:eastAsia="zh-CN"/>
-              </w:rPr>
-            </w:pPr>
-            <w:r>
-              <w:rPr>
-                <w:rFonts w:hint="eastAsia"/>
-                <w:lang w:eastAsia="zh-CN"/>
-              </w:rPr>
-              <w:t>安装卸载</w:t>
-            </w:r>
-            <w:r>
-              <w:rPr>
-                <w:rFonts w:hint="eastAsia"/>
-                <w:lang w:eastAsia="zh-CN"/>
-              </w:rPr>
-              <w:t>mysql</w:t>
+              <w:t>继续编码</w:t>
             </w:r>
           </w:p>
         </w:tc>
@@ -1411,17 +1643,16 @@
             </w:pPr>
             <w:r>
               <w:rPr>
-                <w:rFonts w:hint="eastAsia"/>
-                <w:lang w:eastAsia="zh-CN"/>
-              </w:rPr>
-              <w:t>OM</w:t>
-            </w:r>
-            <w:r>
-              <w:rPr>
-                <w:rFonts w:hint="eastAsia"/>
-                <w:lang w:eastAsia="zh-CN"/>
-              </w:rPr>
-              <w:t>自动化测试框架</w:t>
+                <w:lang w:eastAsia="zh-CN"/>
+              </w:rPr>
+              <w:t xml:space="preserve">SequoiaFS </w:t>
+            </w:r>
+            <w:r>
+              <w:rPr>
+                <w:rFonts w:hint="eastAsia"/>
+                <w:lang w:eastAsia="zh-CN"/>
+              </w:rPr>
+              <w:t>性能最佳实践</w:t>
             </w:r>
           </w:p>
         </w:tc>
@@ -1434,12 +1665,16 @@
               <w:tabs>
                 <w:tab w:val="left" w:pos="450"/>
               </w:tabs>
-            </w:pPr>
-            <w:r>
-              <w:rPr>
-                <w:rFonts w:hint="eastAsia"/>
-              </w:rPr>
-              <w:t>何嘉文</w:t>
+              <w:rPr>
+                <w:lang w:eastAsia="zh-CN"/>
+              </w:rPr>
+            </w:pPr>
+            <w:r>
+              <w:rPr>
+                <w:rFonts w:hint="eastAsia"/>
+                <w:lang w:eastAsia="zh-CN"/>
+              </w:rPr>
+              <w:t>余卫星</w:t>
             </w:r>
           </w:p>
         </w:tc>
@@ -1458,10 +1693,16 @@
             </w:pPr>
             <w:r>
               <w:rPr>
-                <w:rFonts w:hint="eastAsia"/>
-                <w:lang w:eastAsia="zh-CN"/>
-              </w:rPr>
-              <w:t>18/06/19</w:t>
+                <w:lang w:eastAsia="zh-CN"/>
+              </w:rPr>
+              <w:t>18</w:t>
+            </w:r>
+            <w:r>
+              <w:rPr>
+                <w:rFonts w:hint="eastAsia"/>
+                <w:lang w:eastAsia="zh-CN"/>
+              </w:rPr>
+              <w:t>/05/14</w:t>
             </w:r>
           </w:p>
         </w:tc>
@@ -1469,7 +1710,13 @@
           <w:tcPr>
             <w:tcW w:w="1008" w:type="dxa"/>
           </w:tcPr>
-          <w:p/>
+          <w:p>
+            <w:pPr>
+              <w:rPr>
+                <w:lang w:eastAsia="zh-CN"/>
+              </w:rPr>
+            </w:pPr>
+          </w:p>
         </w:tc>
         <w:tc>
           <w:tcPr>
@@ -1486,147 +1733,7 @@
                 <w:rFonts w:hint="eastAsia"/>
                 <w:lang w:eastAsia="zh-CN"/>
               </w:rPr>
-              <w:t>已完成，准备文档</w:t>
-            </w:r>
-          </w:p>
-        </w:tc>
-      </w:tr>
-      <w:tr>
-        <w:tc>
-          <w:tcPr>
-            <w:tcW w:w="3283" w:type="dxa"/>
-          </w:tcPr>
-          <w:p>
-            <w:pPr>
-              <w:rPr>
-                <w:highlight w:val="yellow"/>
-                <w:lang w:eastAsia="zh-CN"/>
-              </w:rPr>
-            </w:pPr>
-            <w:r>
-              <w:rPr>
-                <w:lang w:eastAsia="zh-CN"/>
-              </w:rPr>
-              <w:t>N</w:t>
-            </w:r>
-            <w:r>
-              <w:rPr>
-                <w:rFonts w:hint="eastAsia"/>
-                <w:lang w:eastAsia="zh-CN"/>
-              </w:rPr>
-              <w:t>ova</w:t>
-            </w:r>
-            <w:r>
-              <w:rPr>
-                <w:rFonts w:hint="eastAsia"/>
-                <w:lang w:eastAsia="zh-CN"/>
-              </w:rPr>
-              <w:t>的设计</w:t>
-            </w:r>
-          </w:p>
-        </w:tc>
-        <w:tc>
-          <w:tcPr>
-            <w:tcW w:w="1063" w:type="dxa"/>
-          </w:tcPr>
-          <w:p>
-            <w:pPr>
-              <w:rPr>
-                <w:lang w:eastAsia="zh-CN"/>
-              </w:rPr>
-            </w:pPr>
-            <w:r>
-              <w:rPr>
-                <w:rFonts w:hint="eastAsia"/>
-                <w:lang w:eastAsia="zh-CN"/>
-              </w:rPr>
-              <w:t>许建辉</w:t>
-            </w:r>
-          </w:p>
-        </w:tc>
-        <w:tc>
-          <w:tcPr>
-            <w:tcW w:w="1282" w:type="dxa"/>
-          </w:tcPr>
-          <w:p>
-            <w:pPr>
-              <w:tabs>
-                <w:tab w:val="left" w:pos="545"/>
-              </w:tabs>
-              <w:rPr>
-                <w:lang w:eastAsia="zh-CN"/>
-              </w:rPr>
-            </w:pPr>
-            <w:r>
-              <w:rPr>
-                <w:lang w:eastAsia="zh-CN"/>
-              </w:rPr>
-              <w:t>18</w:t>
-            </w:r>
-            <w:r>
-              <w:rPr>
-                <w:rFonts w:hint="eastAsia"/>
-                <w:lang w:eastAsia="zh-CN"/>
-              </w:rPr>
-              <w:t>/04/</w:t>
-            </w:r>
-            <w:r>
-              <w:rPr>
-                <w:lang w:eastAsia="zh-CN"/>
-              </w:rPr>
-              <w:t>23</w:t>
-            </w:r>
-          </w:p>
-        </w:tc>
-        <w:tc>
-          <w:tcPr>
-            <w:tcW w:w="1008" w:type="dxa"/>
-          </w:tcPr>
-          <w:p>
-            <w:pPr>
-              <w:rPr>
-                <w:lang w:eastAsia="zh-CN"/>
-              </w:rPr>
-            </w:pPr>
-          </w:p>
-        </w:tc>
-        <w:tc>
-          <w:tcPr>
-            <w:tcW w:w="2003" w:type="dxa"/>
-          </w:tcPr>
-          <w:p>
-            <w:pPr>
-              <w:rPr>
-                <w:lang w:eastAsia="zh-CN"/>
-              </w:rPr>
-            </w:pPr>
-            <w:r>
-              <w:rPr>
-                <w:rFonts w:hint="eastAsia"/>
-                <w:lang w:eastAsia="zh-CN"/>
-              </w:rPr>
-              <w:t>第一轮设计方案完成</w:t>
-            </w:r>
-            <w:r>
-              <w:rPr>
-                <w:rFonts w:hint="eastAsia"/>
-                <w:lang w:eastAsia="zh-CN"/>
-              </w:rPr>
-              <w:t>，第一版白皮书完成，后续完善</w:t>
-            </w:r>
-          </w:p>
-          <w:p>
-            <w:pPr>
-              <w:rPr>
-                <w:lang w:eastAsia="zh-CN"/>
-              </w:rPr>
-            </w:pPr>
-            <w:r>
-              <w:rPr>
-                <w:rFonts w:hint="eastAsia"/>
-                <w:lang w:eastAsia="zh-CN"/>
-              </w:rPr>
-              <w:t>项目进入构建实施阶段，搭建基础开发架构</w:t>
+              <w:t>整理文档</w:t>
             </w:r>
           </w:p>
         </w:tc>
@@ -1647,45 +1754,23 @@
             </w:pPr>
             <w:r>
               <w:rPr>
-                <w:rFonts w:hint="eastAsia"/>
-                <w:lang w:eastAsia="zh-CN"/>
-              </w:rPr>
-              <w:t>SDB</w:t>
-            </w:r>
-            <w:r>
-              <w:rPr>
-                <w:rFonts w:hint="eastAsia"/>
-                <w:lang w:eastAsia="zh-CN"/>
-              </w:rPr>
-              <w:t>支持</w:t>
-            </w:r>
-            <w:r>
-              <w:rPr>
-                <w:rFonts w:hint="eastAsia"/>
-                <w:lang w:eastAsia="zh-CN"/>
-              </w:rPr>
-              <w:t>CollectionSpace</w:t>
-            </w:r>
-            <w:r>
-              <w:rPr>
-                <w:rFonts w:hint="eastAsia"/>
-                <w:lang w:eastAsia="zh-CN"/>
-              </w:rPr>
-              <w:t>和</w:t>
-            </w:r>
-            <w:r>
-              <w:rPr>
-                <w:rFonts w:hint="eastAsia"/>
-                <w:lang w:eastAsia="zh-CN"/>
-              </w:rPr>
-              <w:t>Collection</w:t>
-            </w:r>
-            <w:r>
-              <w:rPr>
-                <w:rFonts w:hint="eastAsia"/>
-                <w:lang w:eastAsia="zh-CN"/>
-              </w:rPr>
-              <w:t>改名</w:t>
+                <w:lang w:eastAsia="zh-CN"/>
+              </w:rPr>
+              <w:t>D</w:t>
+            </w:r>
+            <w:r>
+              <w:rPr>
+                <w:rFonts w:hint="eastAsia"/>
+                <w:lang w:eastAsia="zh-CN"/>
+              </w:rPr>
+              <w:t>B</w:t>
+            </w:r>
+            <w:r>
+              <w:rPr>
+                <w:rFonts w:hint="eastAsia"/>
+                <w:lang w:eastAsia="zh-CN"/>
+              </w:rPr>
+              <w:t>支持自增字段</w:t>
             </w:r>
           </w:p>
         </w:tc>
@@ -1707,7 +1792,7 @@
                 <w:rFonts w:hint="eastAsia"/>
                 <w:lang w:eastAsia="zh-CN"/>
               </w:rPr>
-              <w:t>余婷</w:t>
+              <w:t>李伟超</w:t>
             </w:r>
           </w:p>
         </w:tc>
@@ -1729,7 +1814,26 @@
                 <w:rFonts w:hint="eastAsia"/>
                 <w:lang w:eastAsia="zh-CN"/>
               </w:rPr>
-              <w:t>18/03/05</w:t>
+              <w:t>18/</w:t>
+            </w:r>
+            <w:r>
+              <w:rPr>
+                <w:lang w:eastAsia="zh-CN"/>
+              </w:rPr>
+              <w:t>07</w:t>
+            </w:r>
+            <w:r>
+              <w:rPr>
+                <w:rFonts w:hint="eastAsia"/>
+                <w:lang w:eastAsia="zh-CN"/>
+              </w:rPr>
+              <w:t>/</w:t>
+            </w:r>
+            <w:r>
+              <w:rPr>
+                <w:lang w:eastAsia="zh-CN"/>
+              </w:rPr>
+              <w:t>02</w:t>
             </w:r>
           </w:p>
         </w:tc>
@@ -1760,54 +1864,7 @@
                 <w:rFonts w:hint="eastAsia"/>
                 <w:lang w:eastAsia="zh-CN"/>
               </w:rPr>
-              <w:t>继续编码</w:t>
-            </w:r>
-          </w:p>
-          <w:p>
-            <w:pPr>
-              <w:rPr>
-                <w:lang w:eastAsia="zh-CN"/>
-              </w:rPr>
-            </w:pPr>
-            <w:r>
-              <w:rPr>
-                <w:rFonts w:hint="eastAsia"/>
-                <w:lang w:eastAsia="zh-CN"/>
-              </w:rPr>
-              <w:t>完成</w:t>
-            </w:r>
-            <w:r>
-              <w:rPr>
-                <w:lang w:eastAsia="zh-CN"/>
-              </w:rPr>
-              <w:t>catalog</w:t>
-            </w:r>
-            <w:r>
-              <w:rPr>
-                <w:rFonts w:hint="eastAsia"/>
-                <w:lang w:eastAsia="zh-CN"/>
-              </w:rPr>
-              <w:t>的代码修改。</w:t>
-            </w:r>
-          </w:p>
-          <w:p>
-            <w:pPr>
-              <w:rPr>
-                <w:lang w:eastAsia="zh-CN"/>
-              </w:rPr>
-            </w:pPr>
-            <w:r>
-              <w:rPr>
-                <w:rFonts w:hint="eastAsia"/>
-                <w:lang w:eastAsia="zh-CN"/>
-              </w:rPr>
-              <w:t>开始数据节点修改</w:t>
-            </w:r>
-            <w:r>
-              <w:rPr>
-                <w:lang w:eastAsia="zh-CN"/>
-              </w:rPr>
-              <w:t xml:space="preserve"> </w:t>
+              <w:t>设计方案</w:t>
             </w:r>
           </w:p>
         </w:tc>
@@ -1830,14 +1887,14 @@
               <w:rPr>
                 <w:lang w:eastAsia="zh-CN"/>
               </w:rPr>
-              <w:t xml:space="preserve">SequoiaFS </w:t>
-            </w:r>
-            <w:r>
-              <w:rPr>
-                <w:rFonts w:hint="eastAsia"/>
-                <w:lang w:eastAsia="zh-CN"/>
-              </w:rPr>
-              <w:t>性能最佳实践</w:t>
+              <w:t xml:space="preserve">S3 </w:t>
+            </w:r>
+            <w:r>
+              <w:rPr>
+                <w:rFonts w:hint="eastAsia"/>
+                <w:lang w:eastAsia="zh-CN"/>
+              </w:rPr>
+              <w:t>访问接口</w:t>
             </w:r>
           </w:p>
         </w:tc>
@@ -1859,7 +1916,21 @@
                 <w:rFonts w:hint="eastAsia"/>
                 <w:lang w:eastAsia="zh-CN"/>
               </w:rPr>
-              <w:t>余卫星</w:t>
+              <w:t>杨上德</w:t>
+            </w:r>
+            <w:r>
+              <w:rPr>
+                <w:rFonts w:hint="eastAsia"/>
+                <w:lang w:eastAsia="zh-CN"/>
+              </w:rPr>
+              <w:t>/</w:t>
+            </w:r>
+            <w:r>
+              <w:rPr>
+                <w:rFonts w:hint="eastAsia"/>
+                <w:lang w:eastAsia="zh-CN"/>
+              </w:rPr>
+              <w:t>赵玉静</w:t>
             </w:r>
           </w:p>
         </w:tc>
@@ -1878,16 +1949,10 @@
             </w:pPr>
             <w:r>
               <w:rPr>
-                <w:lang w:eastAsia="zh-CN"/>
-              </w:rPr>
-              <w:t>18</w:t>
-            </w:r>
-            <w:r>
-              <w:rPr>
-                <w:rFonts w:hint="eastAsia"/>
-                <w:lang w:eastAsia="zh-CN"/>
-              </w:rPr>
-              <w:t>/05/14</w:t>
+                <w:rFonts w:hint="eastAsia"/>
+                <w:lang w:eastAsia="zh-CN"/>
+              </w:rPr>
+              <w:t>5/28</w:t>
             </w:r>
           </w:p>
         </w:tc>
@@ -1918,7 +1983,7 @@
                 <w:rFonts w:hint="eastAsia"/>
                 <w:lang w:eastAsia="zh-CN"/>
               </w:rPr>
-              <w:t>整理文档</w:t>
+              <w:t>开始编码</w:t>
             </w:r>
           </w:p>
         </w:tc>
@@ -1941,21 +2006,20 @@
               <w:rPr>
                 <w:lang w:eastAsia="zh-CN"/>
               </w:rPr>
-              <w:t>D</w:t>
-            </w:r>
-            <w:r>
-              <w:rPr>
-                <w:rFonts w:hint="eastAsia"/>
-                <w:lang w:eastAsia="zh-CN"/>
-              </w:rPr>
-              <w:t>B</w:t>
-            </w:r>
-            <w:r>
-              <w:rPr>
-                <w:rFonts w:hint="eastAsia"/>
-                <w:lang w:eastAsia="zh-CN"/>
-              </w:rPr>
-              <w:t>支持自增字段</w:t>
+              <w:t>S</w:t>
+            </w:r>
+            <w:r>
+              <w:rPr>
+                <w:rFonts w:hint="eastAsia"/>
+                <w:lang w:eastAsia="zh-CN"/>
+              </w:rPr>
+              <w:t>napshot</w:t>
+            </w:r>
+            <w:r>
+              <w:rPr>
+                <w:lang w:eastAsia="zh-CN"/>
+              </w:rPr>
+              <w:t>支持参数</w:t>
             </w:r>
           </w:p>
         </w:tc>
@@ -1977,7 +2041,7 @@
                 <w:rFonts w:hint="eastAsia"/>
                 <w:lang w:eastAsia="zh-CN"/>
               </w:rPr>
-              <w:t>李伟超</w:t>
+              <w:t>赵文博</w:t>
             </w:r>
           </w:p>
         </w:tc>
@@ -1999,26 +2063,7 @@
                 <w:rFonts w:hint="eastAsia"/>
                 <w:lang w:eastAsia="zh-CN"/>
               </w:rPr>
-              <w:t>18/</w:t>
-            </w:r>
-            <w:r>
-              <w:rPr>
-                <w:lang w:eastAsia="zh-CN"/>
-              </w:rPr>
-              <w:t>07</w:t>
-            </w:r>
-            <w:r>
-              <w:rPr>
-                <w:rFonts w:hint="eastAsia"/>
-                <w:lang w:eastAsia="zh-CN"/>
-              </w:rPr>
-              <w:t>/</w:t>
-            </w:r>
-            <w:r>
-              <w:rPr>
-                <w:lang w:eastAsia="zh-CN"/>
-              </w:rPr>
-              <w:t>02</w:t>
+              <w:t>5/28</w:t>
             </w:r>
           </w:p>
         </w:tc>
@@ -2041,15 +2086,40 @@
           <w:p>
             <w:pPr>
               <w:rPr>
-                <w:lang w:eastAsia="zh-CN"/>
-              </w:rPr>
-            </w:pPr>
-            <w:r>
-              <w:rPr>
-                <w:rFonts w:hint="eastAsia"/>
-                <w:lang w:eastAsia="zh-CN"/>
-              </w:rPr>
-              <w:t>开始</w:t>
+                <w:rFonts w:hint="eastAsia"/>
+                <w:lang w:eastAsia="zh-CN"/>
+              </w:rPr>
+            </w:pPr>
+            <w:r>
+              <w:rPr>
+                <w:rFonts w:hint="eastAsia"/>
+                <w:lang w:eastAsia="zh-CN"/>
+              </w:rPr>
+              <w:t>剩下</w:t>
+            </w:r>
+            <w:r>
+              <w:rPr>
+                <w:lang w:eastAsia="zh-CN"/>
+              </w:rPr>
+              <w:t>php</w:t>
+            </w:r>
+            <w:r>
+              <w:rPr>
+                <w:lang w:eastAsia="zh-CN"/>
+              </w:rPr>
+              <w:t>和</w:t>
+            </w:r>
+            <w:r>
+              <w:rPr>
+                <w:lang w:eastAsia="zh-CN"/>
+              </w:rPr>
+              <w:t>rest</w:t>
+            </w:r>
+            <w:r>
+              <w:rPr>
+                <w:lang w:eastAsia="zh-CN"/>
+              </w:rPr>
+              <w:t>驱动正在编码</w:t>
             </w:r>
           </w:p>
         </w:tc>
@@ -2072,14 +2142,20 @@
               <w:rPr>
                 <w:lang w:eastAsia="zh-CN"/>
               </w:rPr>
-              <w:t xml:space="preserve">S3 </w:t>
-            </w:r>
-            <w:r>
-              <w:rPr>
-                <w:rFonts w:hint="eastAsia"/>
-                <w:lang w:eastAsia="zh-CN"/>
-              </w:rPr>
-              <w:t>访问接口</w:t>
+              <w:t>S</w:t>
+            </w:r>
+            <w:r>
+              <w:rPr>
+                <w:rFonts w:hint="eastAsia"/>
+                <w:lang w:eastAsia="zh-CN"/>
+              </w:rPr>
+              <w:t>db</w:t>
+            </w:r>
+            <w:r>
+              <w:rPr>
+                <w:lang w:eastAsia="zh-CN"/>
+              </w:rPr>
+              <w:t>工具密码管理</w:t>
             </w:r>
           </w:p>
         </w:tc>
@@ -2101,21 +2177,13 @@
                 <w:rFonts w:hint="eastAsia"/>
                 <w:lang w:eastAsia="zh-CN"/>
               </w:rPr>
-              <w:t>杨上德</w:t>
-            </w:r>
-            <w:r>
-              <w:rPr>
-                <w:rFonts w:hint="eastAsia"/>
-                <w:lang w:eastAsia="zh-CN"/>
-              </w:rPr>
-              <w:t>/</w:t>
-            </w:r>
-            <w:r>
-              <w:rPr>
-                <w:rFonts w:hint="eastAsia"/>
-                <w:lang w:eastAsia="zh-CN"/>
-              </w:rPr>
-              <w:t>赵玉静</w:t>
+              <w:t>叶</w:t>
+            </w:r>
+            <w:r>
+              <w:rPr>
+                <w:lang w:eastAsia="zh-CN"/>
+              </w:rPr>
+              <w:t>基</w:t>
             </w:r>
           </w:p>
         </w:tc>
@@ -2137,7 +2205,13 @@
                 <w:rFonts w:hint="eastAsia"/>
                 <w:lang w:eastAsia="zh-CN"/>
               </w:rPr>
-              <w:t>5/28</w:t>
+              <w:t>6/</w:t>
+            </w:r>
+            <w:r>
+              <w:rPr>
+                <w:lang w:eastAsia="zh-CN"/>
+              </w:rPr>
+              <w:t>25</w:t>
             </w:r>
           </w:p>
         </w:tc>
@@ -2160,332 +2234,22 @@
           <w:p>
             <w:pPr>
               <w:rPr>
-                <w:lang w:eastAsia="zh-CN"/>
-              </w:rPr>
-            </w:pPr>
-            <w:r>
-              <w:rPr>
-                <w:rFonts w:hint="eastAsia"/>
-                <w:lang w:eastAsia="zh-CN"/>
-              </w:rPr>
-              <w:t>模块设计</w:t>
-            </w:r>
-          </w:p>
-          <w:p>
-            <w:pPr>
-              <w:rPr>
-                <w:lang w:eastAsia="zh-CN"/>
-              </w:rPr>
-            </w:pPr>
-            <w:r>
-              <w:rPr>
-                <w:rFonts w:hint="eastAsia"/>
-                <w:lang w:eastAsia="zh-CN"/>
-              </w:rPr>
-              <w:t>完成</w:t>
-            </w:r>
-            <w:r>
-              <w:rPr>
-                <w:rFonts w:hint="eastAsia"/>
-                <w:lang w:eastAsia="zh-CN"/>
-              </w:rPr>
-              <w:t>方</w:t>
-            </w:r>
-            <w:r>
-              <w:rPr>
-                <w:rFonts w:hint="eastAsia"/>
-                <w:lang w:eastAsia="zh-CN"/>
-              </w:rPr>
-              <w:t>案设计</w:t>
-            </w:r>
-          </w:p>
-          <w:p>
-            <w:pPr>
-              <w:rPr>
-                <w:lang w:eastAsia="zh-CN"/>
-              </w:rPr>
-            </w:pPr>
-            <w:r>
-              <w:rPr>
-                <w:rFonts w:hint="eastAsia"/>
-                <w:lang w:eastAsia="zh-CN"/>
-              </w:rPr>
-              <w:t>开始编码</w:t>
-            </w:r>
-          </w:p>
-        </w:tc>
-      </w:tr>
-      <w:tr>
-        <w:tc>
-          <w:tcPr>
-            <w:tcW w:w="3283" w:type="dxa"/>
-          </w:tcPr>
-          <w:p>
-            <w:pPr>
-              <w:tabs>
-                <w:tab w:val="left" w:pos="2231"/>
-              </w:tabs>
-              <w:rPr>
-                <w:lang w:eastAsia="zh-CN"/>
-              </w:rPr>
-            </w:pPr>
-            <w:r>
-              <w:rPr>
-                <w:lang w:eastAsia="zh-CN"/>
-              </w:rPr>
-              <w:t>S</w:t>
-            </w:r>
-            <w:r>
-              <w:rPr>
-                <w:rFonts w:hint="eastAsia"/>
-                <w:lang w:eastAsia="zh-CN"/>
-              </w:rPr>
-              <w:t>napshot</w:t>
-            </w:r>
-            <w:r>
-              <w:rPr>
-                <w:lang w:eastAsia="zh-CN"/>
-              </w:rPr>
-              <w:t>支持参数</w:t>
-            </w:r>
-          </w:p>
-        </w:tc>
-        <w:tc>
-          <w:tcPr>
-            <w:tcW w:w="1063" w:type="dxa"/>
-          </w:tcPr>
-          <w:p>
-            <w:pPr>
-              <w:tabs>
-                <w:tab w:val="left" w:pos="450"/>
-              </w:tabs>
-              <w:rPr>
-                <w:lang w:eastAsia="zh-CN"/>
-              </w:rPr>
-            </w:pPr>
-            <w:r>
-              <w:rPr>
-                <w:rFonts w:hint="eastAsia"/>
-                <w:lang w:eastAsia="zh-CN"/>
-              </w:rPr>
-              <w:t>赵文博</w:t>
-            </w:r>
-          </w:p>
-        </w:tc>
-        <w:tc>
-          <w:tcPr>
-            <w:tcW w:w="1282" w:type="dxa"/>
-          </w:tcPr>
-          <w:p>
-            <w:pPr>
-              <w:tabs>
-                <w:tab w:val="left" w:pos="240"/>
-              </w:tabs>
-              <w:rPr>
-                <w:lang w:eastAsia="zh-CN"/>
-              </w:rPr>
-            </w:pPr>
-            <w:r>
-              <w:rPr>
-                <w:rFonts w:hint="eastAsia"/>
-                <w:lang w:eastAsia="zh-CN"/>
-              </w:rPr>
-              <w:t>5/28</w:t>
-            </w:r>
-          </w:p>
-        </w:tc>
-        <w:tc>
-          <w:tcPr>
-            <w:tcW w:w="1008" w:type="dxa"/>
-          </w:tcPr>
-          <w:p>
-            <w:pPr>
-              <w:rPr>
-                <w:lang w:eastAsia="zh-CN"/>
-              </w:rPr>
-            </w:pPr>
-          </w:p>
-        </w:tc>
-        <w:tc>
-          <w:tcPr>
-            <w:tcW w:w="2003" w:type="dxa"/>
-          </w:tcPr>
-          <w:p>
-            <w:pPr>
-              <w:rPr>
-                <w:lang w:eastAsia="zh-CN"/>
-              </w:rPr>
-            </w:pPr>
-            <w:r>
-              <w:rPr>
-                <w:rFonts w:hint="eastAsia"/>
-                <w:lang w:eastAsia="zh-CN"/>
-              </w:rPr>
-              <w:t>完成设计</w:t>
-            </w:r>
-            <w:r>
-              <w:rPr>
-                <w:lang w:eastAsia="zh-CN"/>
-              </w:rPr>
-              <w:t>评审，文档待修改</w:t>
-            </w:r>
-          </w:p>
-          <w:p>
-            <w:pPr>
-              <w:rPr>
-                <w:lang w:eastAsia="zh-CN"/>
-              </w:rPr>
-            </w:pPr>
-            <w:r>
-              <w:rPr>
-                <w:rFonts w:hint="eastAsia"/>
-                <w:lang w:eastAsia="zh-CN"/>
-              </w:rPr>
-              <w:t>开始编码</w:t>
-            </w:r>
-          </w:p>
-        </w:tc>
-      </w:tr>
-      <w:tr>
-        <w:tc>
-          <w:tcPr>
-            <w:tcW w:w="3283" w:type="dxa"/>
-          </w:tcPr>
-          <w:p>
-            <w:pPr>
-              <w:tabs>
-                <w:tab w:val="left" w:pos="2231"/>
-              </w:tabs>
-              <w:rPr>
-                <w:lang w:eastAsia="zh-CN"/>
-              </w:rPr>
-            </w:pPr>
-            <w:r>
-              <w:rPr>
-                <w:lang w:eastAsia="zh-CN"/>
-              </w:rPr>
-              <w:t>S</w:t>
-            </w:r>
-            <w:r>
-              <w:rPr>
-                <w:rFonts w:hint="eastAsia"/>
-                <w:lang w:eastAsia="zh-CN"/>
-              </w:rPr>
-              <w:t>db</w:t>
-            </w:r>
-            <w:r>
-              <w:rPr>
-                <w:lang w:eastAsia="zh-CN"/>
-              </w:rPr>
-              <w:t>工具密码管理</w:t>
-            </w:r>
-          </w:p>
-        </w:tc>
-        <w:tc>
-          <w:tcPr>
-            <w:tcW w:w="1063" w:type="dxa"/>
-          </w:tcPr>
-          <w:p>
-            <w:pPr>
-              <w:tabs>
-                <w:tab w:val="left" w:pos="450"/>
-              </w:tabs>
-              <w:rPr>
-                <w:lang w:eastAsia="zh-CN"/>
-              </w:rPr>
-            </w:pPr>
-            <w:r>
-              <w:rPr>
-                <w:rFonts w:hint="eastAsia"/>
-                <w:lang w:eastAsia="zh-CN"/>
-              </w:rPr>
-              <w:t>叶</w:t>
-            </w:r>
-            <w:r>
-              <w:rPr>
-                <w:lang w:eastAsia="zh-CN"/>
-              </w:rPr>
-              <w:t>基</w:t>
-            </w:r>
-          </w:p>
-        </w:tc>
-        <w:tc>
-          <w:tcPr>
-            <w:tcW w:w="1282" w:type="dxa"/>
-          </w:tcPr>
-          <w:p>
-            <w:pPr>
-              <w:tabs>
-                <w:tab w:val="left" w:pos="240"/>
-              </w:tabs>
-              <w:rPr>
-                <w:lang w:eastAsia="zh-CN"/>
-              </w:rPr>
-            </w:pPr>
-            <w:r>
-              <w:rPr>
-                <w:rFonts w:hint="eastAsia"/>
-                <w:lang w:eastAsia="zh-CN"/>
-              </w:rPr>
-              <w:t>6/</w:t>
-            </w:r>
-            <w:r>
-              <w:rPr>
-                <w:lang w:eastAsia="zh-CN"/>
-              </w:rPr>
-              <w:t>25</w:t>
-            </w:r>
-          </w:p>
-        </w:tc>
-        <w:tc>
-          <w:tcPr>
-            <w:tcW w:w="1008" w:type="dxa"/>
-          </w:tcPr>
-          <w:p>
-            <w:pPr>
-              <w:rPr>
-                <w:lang w:eastAsia="zh-CN"/>
-              </w:rPr>
-            </w:pPr>
-          </w:p>
-        </w:tc>
-        <w:tc>
-          <w:tcPr>
-            <w:tcW w:w="2003" w:type="dxa"/>
-          </w:tcPr>
-          <w:p>
-            <w:pPr>
-              <w:rPr>
-                <w:lang w:eastAsia="zh-CN"/>
-              </w:rPr>
-            </w:pPr>
-            <w:r>
-              <w:rPr>
-                <w:rFonts w:hint="eastAsia"/>
-                <w:lang w:eastAsia="zh-CN"/>
-              </w:rPr>
-              <w:t>设计</w:t>
-            </w:r>
-            <w:r>
-              <w:rPr>
-                <w:lang w:eastAsia="zh-CN"/>
-              </w:rPr>
-              <w:t>待评审</w:t>
-            </w:r>
-          </w:p>
-          <w:p>
-            <w:pPr>
-              <w:rPr>
-                <w:lang w:eastAsia="zh-CN"/>
-              </w:rPr>
-            </w:pPr>
-            <w:r>
-              <w:rPr>
-                <w:rFonts w:hint="eastAsia"/>
-                <w:lang w:eastAsia="zh-CN"/>
-              </w:rPr>
-              <w:lastRenderedPageBreak/>
-              <w:t>修改文档和编码</w:t>
+                <w:rFonts w:hint="eastAsia"/>
+                <w:lang w:eastAsia="zh-CN"/>
+              </w:rPr>
+            </w:pPr>
+            <w:r>
+              <w:rPr>
+                <w:rFonts w:hint="eastAsia"/>
+                <w:lang w:eastAsia="zh-CN"/>
+              </w:rPr>
+              <w:t>根据评审意见</w:t>
+            </w:r>
+            <w:r>
+              <w:rPr>
+                <w:lang w:eastAsia="zh-CN"/>
+              </w:rPr>
+              <w:t>进行代码修改</w:t>
             </w:r>
           </w:p>
         </w:tc>
@@ -6631,6 +6395,8 @@
             </w:hyperlink>
           </w:p>
         </w:tc>
+        <w:bookmarkStart w:id="0" w:name="_GoBack"/>
+        <w:bookmarkEnd w:id="0"/>
       </w:tr>
       <w:tr>
         <w:tc>
@@ -6666,7 +6432,6 @@
                 <w:b/>
                 <w:bCs/>
               </w:rPr>
-              <w:lastRenderedPageBreak/>
               <w:t>总计</w:t>
             </w:r>
             <w:r>
@@ -7044,8 +6809,6 @@
               </w:rPr>
               <w:t>状态</w:t>
             </w:r>
-            <w:bookmarkStart w:id="0" w:name="_GoBack"/>
-            <w:bookmarkEnd w:id="0"/>
           </w:p>
         </w:tc>
       </w:tr>
@@ -12343,6 +12106,7 @@
                 <w:rFonts w:hint="eastAsia"/>
                 <w:lang w:eastAsia="zh-CN"/>
               </w:rPr>
+              <w:lastRenderedPageBreak/>
               <w:t>3.</w:t>
             </w:r>
             <w:r>
@@ -12428,6 +12192,7 @@
               <w:rPr>
                 <w:rFonts w:hint="eastAsia"/>
               </w:rPr>
+              <w:lastRenderedPageBreak/>
               <w:t>数据库日志审计</w:t>
             </w:r>
           </w:p>
@@ -12729,7 +12494,6 @@
               <w:rPr>
                 <w:rFonts w:hint="eastAsia"/>
               </w:rPr>
-              <w:lastRenderedPageBreak/>
               <w:t>数据中心灾备方案</w:t>
             </w:r>
           </w:p>
@@ -12956,6 +12720,7 @@
                 <w:rFonts w:hint="eastAsia"/>
                 <w:lang w:eastAsia="zh-CN"/>
               </w:rPr>
+              <w:lastRenderedPageBreak/>
               <w:t>mongo</w:t>
             </w:r>
             <w:r>
@@ -12996,6 +12761,7 @@
           </w:tcPr>
           <w:p>
             <w:r>
+              <w:lastRenderedPageBreak/>
               <w:t>O</w:t>
             </w:r>
             <w:r>
@@ -13257,7 +13023,6 @@
               <w:rPr>
                 <w:lang w:eastAsia="zh-CN"/>
               </w:rPr>
-              <w:lastRenderedPageBreak/>
               <w:t>K</w:t>
             </w:r>
             <w:r>
@@ -14043,6 +13808,7 @@
                 <w:rFonts w:hint="eastAsia"/>
                 <w:lang w:eastAsia="zh-CN"/>
               </w:rPr>
+              <w:lastRenderedPageBreak/>
               <w:t>权限管理</w:t>
             </w:r>
           </w:p>
@@ -14727,7 +14493,6 @@
                 <w:shd w:val="pct15" w:color="auto" w:fill="FFFFFF"/>
                 <w:lang w:eastAsia="zh-CN"/>
               </w:rPr>
-              <w:lastRenderedPageBreak/>
               <w:t>OM</w:t>
             </w:r>
             <w:r>
@@ -16056,6 +15821,7 @@
                 <w:rFonts w:hint="eastAsia"/>
                 <w:lang w:eastAsia="zh-CN"/>
               </w:rPr>
+              <w:lastRenderedPageBreak/>
               <w:t>OM</w:t>
             </w:r>
             <w:r>
@@ -17473,6 +17239,123 @@
         </w:tc>
       </w:tr>
       <w:tr>
+        <w:tc>
+          <w:tcPr>
+            <w:tcW w:w="3283" w:type="dxa"/>
+            <w:gridSpan w:val="2"/>
+          </w:tcPr>
+          <w:p>
+            <w:pPr>
+              <w:tabs>
+                <w:tab w:val="left" w:pos="2231"/>
+              </w:tabs>
+              <w:rPr>
+                <w:shd w:val="pct15" w:color="auto" w:fill="FFFFFF"/>
+                <w:lang w:eastAsia="zh-CN"/>
+              </w:rPr>
+            </w:pPr>
+            <w:r>
+              <w:rPr>
+                <w:rFonts w:hint="eastAsia"/>
+                <w:shd w:val="pct15" w:color="auto" w:fill="FFFFFF"/>
+                <w:lang w:eastAsia="zh-CN"/>
+              </w:rPr>
+              <w:t>OM</w:t>
+            </w:r>
+            <w:r>
+              <w:rPr>
+                <w:rFonts w:hint="eastAsia"/>
+                <w:shd w:val="pct15" w:color="auto" w:fill="FFFFFF"/>
+                <w:lang w:eastAsia="zh-CN"/>
+              </w:rPr>
+              <w:t>自动化测试框架</w:t>
+            </w:r>
+          </w:p>
+        </w:tc>
+        <w:tc>
+          <w:tcPr>
+            <w:tcW w:w="1063" w:type="dxa"/>
+            <w:gridSpan w:val="2"/>
+          </w:tcPr>
+          <w:p>
+            <w:pPr>
+              <w:tabs>
+                <w:tab w:val="left" w:pos="450"/>
+              </w:tabs>
+              <w:rPr>
+                <w:shd w:val="pct15" w:color="auto" w:fill="FFFFFF"/>
+              </w:rPr>
+            </w:pPr>
+            <w:r>
+              <w:rPr>
+                <w:rFonts w:hint="eastAsia"/>
+                <w:shd w:val="pct15" w:color="auto" w:fill="FFFFFF"/>
+              </w:rPr>
+              <w:t>何嘉文</w:t>
+            </w:r>
+          </w:p>
+        </w:tc>
+        <w:tc>
+          <w:tcPr>
+            <w:tcW w:w="1282" w:type="dxa"/>
+            <w:gridSpan w:val="2"/>
+          </w:tcPr>
+          <w:p>
+            <w:pPr>
+              <w:tabs>
+                <w:tab w:val="left" w:pos="240"/>
+              </w:tabs>
+              <w:rPr>
+                <w:shd w:val="pct15" w:color="auto" w:fill="FFFFFF"/>
+                <w:lang w:eastAsia="zh-CN"/>
+              </w:rPr>
+            </w:pPr>
+            <w:r>
+              <w:rPr>
+                <w:rFonts w:hint="eastAsia"/>
+                <w:shd w:val="pct15" w:color="auto" w:fill="FFFFFF"/>
+                <w:lang w:eastAsia="zh-CN"/>
+              </w:rPr>
+              <w:t>18/06/19</w:t>
+            </w:r>
+          </w:p>
+        </w:tc>
+        <w:tc>
+          <w:tcPr>
+            <w:tcW w:w="1008" w:type="dxa"/>
+          </w:tcPr>
+          <w:p>
+            <w:pPr>
+              <w:rPr>
+                <w:shd w:val="pct15" w:color="auto" w:fill="FFFFFF"/>
+              </w:rPr>
+            </w:pPr>
+          </w:p>
+        </w:tc>
+        <w:tc>
+          <w:tcPr>
+            <w:tcW w:w="2003" w:type="dxa"/>
+            <w:gridSpan w:val="3"/>
+          </w:tcPr>
+          <w:p>
+            <w:pPr>
+              <w:rPr>
+                <w:shd w:val="pct15" w:color="auto" w:fill="FFFFFF"/>
+                <w:lang w:eastAsia="zh-CN"/>
+              </w:rPr>
+            </w:pPr>
+            <w:r>
+              <w:rPr>
+                <w:rFonts w:hint="eastAsia"/>
+                <w:shd w:val="pct15" w:color="auto" w:fill="FFFFFF"/>
+                <w:lang w:eastAsia="zh-CN"/>
+              </w:rPr>
+              <w:t>已完成</w:t>
+            </w:r>
+          </w:p>
+        </w:tc>
+      </w:tr>
+      <w:tr>
         <w:trPr>
           <w:gridAfter w:val="1"/>
           <w:wAfter w:w="117" w:type="dxa"/>
@@ -17493,7 +17376,6 @@
                 <w:tab w:val="left" w:pos="2231"/>
               </w:tabs>
               <w:rPr>
-                <w:rFonts w:hint="eastAsia"/>
                 <w:lang w:eastAsia="zh-CN"/>
               </w:rPr>
             </w:pPr>
@@ -17515,9 +17397,6 @@
               <w:tabs>
                 <w:tab w:val="left" w:pos="450"/>
               </w:tabs>
-              <w:rPr>
-                <w:rFonts w:hint="eastAsia"/>
-              </w:rPr>
             </w:pPr>
           </w:p>
         </w:tc>
@@ -17538,7 +17417,6 @@
                 <w:tab w:val="left" w:pos="240"/>
               </w:tabs>
               <w:rPr>
-                <w:rFonts w:hint="eastAsia"/>
                 <w:lang w:eastAsia="zh-CN"/>
               </w:rPr>
             </w:pPr>
@@ -17570,7 +17448,6 @@
           <w:p>
             <w:pPr>
               <w:rPr>
-                <w:rFonts w:hint="eastAsia"/>
                 <w:lang w:eastAsia="zh-CN"/>
               </w:rPr>
             </w:pPr>
@@ -18099,6 +17976,95 @@
     </w:lvl>
   </w:abstractNum>
   <w:abstractNum w:abstractNumId="3" w15:restartNumberingAfterBreak="0">
+    <w:nsid w:val="48D26832"/>
+    <w:multiLevelType w:val="hybridMultilevel"/>
+    <w:tmpl w:val="48C8B6A8"/>
+    <w:lvl w:ilvl="0" w:tplc="2E028588">
+      <w:start w:val="1"/>
+      <w:numFmt w:val="decimal"/>
+      <w:lvlText w:val="%1、"/>
+      <w:lvlJc w:val="left"/>
+      <w:pPr>
+        <w:ind w:left="360" w:hanging="360"/>
+      </w:pPr>
+      <w:rPr>
+        <w:rFonts w:hint="default"/>
+      </w:rPr>
+    </w:lvl>
+    <w:lvl w:ilvl="1" w:tplc="04090019" w:tentative="1">
+      <w:start w:val="1"/>
+      <w:numFmt w:val="lowerLetter"/>
+      <w:lvlText w:val="%2)"/>
+      <w:lvlJc w:val="left"/>
+      <w:pPr>
+        <w:ind w:left="840" w:hanging="420"/>
+      </w:pPr>
+    </w:lvl>
+    <w:lvl w:ilvl="2" w:tplc="0409001B" w:tentative="1">
+      <w:start w:val="1"/>
+      <w:numFmt w:val="lowerRoman"/>
+      <w:lvlText w:val="%3."/>
+      <w:lvlJc w:val="right"/>
+      <w:pPr>
+        <w:ind w:left="1260" w:hanging="420"/>
+      </w:pPr>
+    </w:lvl>
+    <w:lvl w:ilvl="3" w:tplc="0409000F" w:tentative="1">
+      <w:start w:val="1"/>
+      <w:numFmt w:val="decimal"/>
+      <w:lvlText w:val="%4."/>
+      <w:lvlJc w:val="left"/>
+      <w:pPr>
+        <w:ind w:left="1680" w:hanging="420"/>
+      </w:pPr>
+    </w:lvl>
+    <w:lvl w:ilvl="4" w:tplc="04090019" w:tentative="1">
+      <w:start w:val="1"/>
+      <w:numFmt w:val="lowerLetter"/>
+      <w:lvlText w:val="%5)"/>
+      <w:lvlJc w:val="left"/>
+      <w:pPr>
+        <w:ind w:left="2100" w:hanging="420"/>
+      </w:pPr>
+    </w:lvl>
+    <w:lvl w:ilvl="5" w:tplc="0409001B" w:tentative="1">
+      <w:start w:val="1"/>
+      <w:numFmt w:val="lowerRoman"/>
+      <w:lvlText w:val="%6."/>
+      <w:lvlJc w:val="right"/>
+      <w:pPr>
+        <w:ind w:left="2520" w:hanging="420"/>
+      </w:pPr>
+    </w:lvl>
+    <w:lvl w:ilvl="6" w:tplc="0409000F" w:tentative="1">
+      <w:start w:val="1"/>
+      <w:numFmt w:val="decimal"/>
+      <w:lvlText w:val="%7."/>
+      <w:lvlJc w:val="left"/>
+      <w:pPr>
+        <w:ind w:left="2940" w:hanging="420"/>
+      </w:pPr>
+    </w:lvl>
+    <w:lvl w:ilvl="7" w:tplc="04090019" w:tentative="1">
+      <w:start w:val="1"/>
+      <w:numFmt w:val="lowerLetter"/>
+      <w:lvlText w:val="%8)"/>
+      <w:lvlJc w:val="left"/>
+      <w:pPr>
+        <w:ind w:left="3360" w:hanging="420"/>
+      </w:pPr>
+    </w:lvl>
+    <w:lvl w:ilvl="8" w:tplc="0409001B" w:tentative="1">
+      <w:start w:val="1"/>
+      <w:numFmt w:val="lowerRoman"/>
+      <w:lvlText w:val="%9."/>
+      <w:lvlJc w:val="right"/>
+      <w:pPr>
+        <w:ind w:left="3780" w:hanging="420"/>
+      </w:pPr>
+    </w:lvl>
+  </w:abstractNum>
+  <w:abstractNum w:abstractNumId="4" w15:restartNumberingAfterBreak="0">
     <w:nsid w:val="60457C26"/>
     <w:multiLevelType w:val="multilevel"/>
     <w:tmpl w:val="60457C26"/>
@@ -18184,7 +18150,7 @@
       </w:pPr>
     </w:lvl>
   </w:abstractNum>
-  <w:abstractNum w:abstractNumId="4" w15:restartNumberingAfterBreak="0">
+  <w:abstractNum w:abstractNumId="5" w15:restartNumberingAfterBreak="0">
     <w:nsid w:val="65C57D31"/>
     <w:multiLevelType w:val="multilevel"/>
     <w:tmpl w:val="18C6D96C"/>
@@ -18334,10 +18300,10 @@
     </w:lvl>
   </w:abstractNum>
   <w:num w:numId="1">
-    <w:abstractNumId w:val="3"/>
+    <w:abstractNumId w:val="4"/>
   </w:num>
   <w:num w:numId="2">
-    <w:abstractNumId w:val="4"/>
+    <w:abstractNumId w:val="5"/>
   </w:num>
   <w:num w:numId="3">
     <w:abstractNumId w:val="0"/>
@@ -18347,6 +18313,9 @@
   </w:num>
   <w:num w:numId="5">
     <w:abstractNumId w:val="1"/>
+  </w:num>
+  <w:num w:numId="6">
+    <w:abstractNumId w:val="3"/>
   </w:num>
 </w:numbering>
 </file>
@@ -19625,6 +19594,15 @@
       <w:lang w:eastAsia="en-US" w:bidi="en-US"/>
     </w:rPr>
   </w:style>
+  <w:style w:type="paragraph" w:styleId="af5">
+    <w:name w:val="List Paragraph"/>
+    <w:basedOn w:val="a"/>
+    <w:uiPriority w:val="99"/>
+    <w:rsid w:val="00CA2B28"/>
+    <w:pPr>
+      <w:ind w:firstLineChars="200" w:firstLine="420"/>
+    </w:pPr>
+  </w:style>
 </w:styles>
 </file>
 
@@ -19934,7 +19912,7 @@
 </file>
 
 <file path=customXml/itemProps2.xml><?xml version="1.0" encoding="utf-8"?>
-<ds:datastoreItem xmlns:ds="http://schemas.openxmlformats.org/officeDocument/2006/customXml" ds:itemID="{05614B6C-E871-4495-9988-03AFBE28819A}">
+<ds:datastoreItem xmlns:ds="http://schemas.openxmlformats.org/officeDocument/2006/customXml" ds:itemID="{B14FC5F3-2A51-48EF-BF25-92A8319D1BCE}">
   <ds:schemaRefs>
     <ds:schemaRef ds:uri="http://schemas.openxmlformats.org/officeDocument/2006/bibliography"/>
   </ds:schemaRefs>
